--- a/lessons/10-6/homework.docx
+++ b/lessons/10-6/homework.docx
@@ -115,7 +115,7 @@
           <wp:inline distT="0" distB="0" distL="0" distR="0">
             <wp:extent cx="1047750" cy="790575"/>
             <wp:effectExtent t="0" r="0" b="0" l="0"/>
-            <wp:docPr id="1" name="" descr="" title=""/>
+            <wp:docPr id="1" name="math biography" descr="Picture illustrating the vocabulary word &quot;math biography&quot;" title="math biography"/>
             <wp:cNvGraphicFramePr>
               <a:graphicFrameLocks xmlns:a="http://schemas.openxmlformats.org/drawingml/2006/main" noChangeAspect="1"/>
             </wp:cNvGraphicFramePr>
@@ -178,7 +178,7 @@
           <wp:inline distT="0" distB="0" distL="0" distR="0">
             <wp:extent cx="1047750" cy="790575"/>
             <wp:effectExtent t="0" r="0" b="0" l="0"/>
-            <wp:docPr id="1" name="" descr="" title=""/>
+            <wp:docPr id="1" name="reflect" descr="Picture illustrating the vocabulary word &quot;reflect&quot;" title="reflect"/>
             <wp:cNvGraphicFramePr>
               <a:graphicFrameLocks xmlns:a="http://schemas.openxmlformats.org/drawingml/2006/main" noChangeAspect="1"/>
             </wp:cNvGraphicFramePr>
@@ -241,7 +241,7 @@
           <wp:inline distT="0" distB="0" distL="0" distR="0">
             <wp:extent cx="1047750" cy="790575"/>
             <wp:effectExtent t="0" r="0" b="0" l="0"/>
-            <wp:docPr id="1" name="" descr="" title=""/>
+            <wp:docPr id="1" name="growth" descr="Picture illustrating the vocabulary word &quot;growth&quot;" title="growth"/>
             <wp:cNvGraphicFramePr>
               <a:graphicFrameLocks xmlns:a="http://schemas.openxmlformats.org/drawingml/2006/main" noChangeAspect="1"/>
             </wp:cNvGraphicFramePr>
@@ -304,7 +304,7 @@
           <wp:inline distT="0" distB="0" distL="0" distR="0">
             <wp:extent cx="1047750" cy="790575"/>
             <wp:effectExtent t="0" r="0" b="0" l="0"/>
-            <wp:docPr id="1" name="" descr="" title=""/>
+            <wp:docPr id="1" name="confidence" descr="Picture illustrating the vocabulary word &quot;confidence&quot;" title="confidence"/>
             <wp:cNvGraphicFramePr>
               <a:graphicFrameLocks xmlns:a="http://schemas.openxmlformats.org/drawingml/2006/main" noChangeAspect="1"/>
             </wp:cNvGraphicFramePr>
@@ -367,7 +367,7 @@
           <wp:inline distT="0" distB="0" distL="0" distR="0">
             <wp:extent cx="1047750" cy="790575"/>
             <wp:effectExtent t="0" r="0" b="0" l="0"/>
-            <wp:docPr id="1" name="" descr="" title=""/>
+            <wp:docPr id="1" name="community" descr="Picture illustrating the vocabulary word &quot;community&quot;" title="community"/>
             <wp:cNvGraphicFramePr>
               <a:graphicFrameLocks xmlns:a="http://schemas.openxmlformats.org/drawingml/2006/main" noChangeAspect="1"/>
             </wp:cNvGraphicFramePr>
@@ -461,7 +461,7 @@
         <w:spacing w:after="40" w:before="0"/>
       </w:pPr>
       <w:r>
-        <w:t xml:space="preserve">     A. About 80</w:t>
+        <w:t xml:space="preserve">     A. About 5</w:t>
       </w:r>
     </w:p>
     <w:p>
@@ -477,7 +477,7 @@
         <w:spacing w:after="40" w:before="0"/>
       </w:pPr>
       <w:r>
-        <w:t xml:space="preserve">     C. About 5</w:t>
+        <w:t xml:space="preserve">     C. About 80</w:t>
       </w:r>
     </w:p>
     <w:p>
@@ -508,7 +508,7 @@
           <w:b/>
           <w:bCs/>
         </w:rPr>
-        <w:t xml:space="preserve">2. </w:t>
+        <w:t xml:space="preserve">2. How has your attitude about math changed over the year?</w:t>
       </w:r>
     </w:p>
     <w:p>
@@ -572,7 +572,7 @@
         <w:spacing w:after="40" w:before="0"/>
       </w:pPr>
       <w:r>
-        <w:t xml:space="preserve">     A. About 480</w:t>
+        <w:t xml:space="preserve">     A. About 13</w:t>
       </w:r>
     </w:p>
     <w:p>
@@ -588,7 +588,7 @@
         <w:spacing w:after="40" w:before="0"/>
       </w:pPr>
       <w:r>
-        <w:t xml:space="preserve">     C. About 13</w:t>
+        <w:t xml:space="preserve">     C. About 480</w:t>
       </w:r>
     </w:p>
     <w:p>
@@ -627,7 +627,7 @@
         <w:spacing w:after="40" w:before="0"/>
       </w:pPr>
       <w:r>
-        <w:t xml:space="preserve">     A. 78.5</w:t>
+        <w:t xml:space="preserve">     A. 31.4</w:t>
       </w:r>
     </w:p>
     <w:p>
@@ -643,7 +643,7 @@
         <w:spacing w:after="40" w:before="0"/>
       </w:pPr>
       <w:r>
-        <w:t xml:space="preserve">     C. 31.4</w:t>
+        <w:t xml:space="preserve">     C. 78.5</w:t>
       </w:r>
     </w:p>
     <w:p>
@@ -674,7 +674,7 @@
           <w:b/>
           <w:bCs/>
         </w:rPr>
-        <w:t xml:space="preserve">5. </w:t>
+        <w:t xml:space="preserve">5. What challenges did you face in math this year, and how did you respond to these challenges?</w:t>
       </w:r>
     </w:p>
     <w:p>
@@ -738,23 +738,23 @@
         <w:spacing w:after="40" w:before="0"/>
       </w:pPr>
       <w:r>
-        <w:t xml:space="preserve">     A. You can explain why a method works, not just follow its steps</w:t>
-      </w:r>
-    </w:p>
-    <w:p>
-      <w:pPr>
-        <w:spacing w:after="40" w:before="0"/>
-      </w:pPr>
-      <w:r>
-        <w:t xml:space="preserve">     B. You finish worksheets faster than in September</w:t>
-      </w:r>
-    </w:p>
-    <w:p>
-      <w:pPr>
-        <w:spacing w:after="40" w:before="0"/>
-      </w:pPr>
-      <w:r>
-        <w:t xml:space="preserve">     C. You memorized more answers than before</w:t>
+        <w:t xml:space="preserve">     A. You finish worksheets faster than in September</w:t>
+      </w:r>
+    </w:p>
+    <w:p>
+      <w:pPr>
+        <w:spacing w:after="40" w:before="0"/>
+      </w:pPr>
+      <w:r>
+        <w:t xml:space="preserve">     B. You memorized more answers than before</w:t>
+      </w:r>
+    </w:p>
+    <w:p>
+      <w:pPr>
+        <w:spacing w:after="40" w:before="0"/>
+      </w:pPr>
+      <w:r>
+        <w:t xml:space="preserve">     C. You can explain why a method works, not just follow its steps</w:t>
       </w:r>
     </w:p>
     <w:p>
@@ -785,7 +785,7 @@
           <w:b/>
           <w:bCs/>
         </w:rPr>
-        <w:t xml:space="preserve">7. </w:t>
+        <w:t xml:space="preserve">7. Ask a classmate, family member, or trusted adult how their math story has changed. You may also reflect on your own story. Describe one change since the beginning of the year and give an example.</w:t>
       </w:r>
     </w:p>
     <w:p>
@@ -841,42 +841,262 @@
           <w:b/>
           <w:bCs/>
         </w:rPr>
-        <w:t xml:space="preserve">8. </w:t>
-      </w:r>
-    </w:p>
-    <w:p>
-      <w:pPr>
-        <w:spacing w:after="60" w:before="120"/>
-      </w:pPr>
-      <w:r>
-        <w:rPr>
-          <w:color w:val="BBBBBB"/>
-        </w:rPr>
-        <w:t xml:space="preserve">______________________________________________________________________</w:t>
-      </w:r>
-    </w:p>
-    <w:p>
-      <w:pPr>
-        <w:spacing w:after="60" w:before="120"/>
-      </w:pPr>
-      <w:r>
-        <w:rPr>
-          <w:color w:val="BBBBBB"/>
-        </w:rPr>
-        <w:t xml:space="preserve">______________________________________________________________________</w:t>
-      </w:r>
-    </w:p>
-    <w:p>
-      <w:pPr>
-        <w:spacing w:after="60" w:before="120"/>
-      </w:pPr>
-      <w:r>
-        <w:rPr>
-          <w:color w:val="BBBBBB"/>
-        </w:rPr>
-        <w:t xml:space="preserve">______________________________________________________________________</w:t>
-      </w:r>
-    </w:p>
+        <w:t xml:space="preserve">8. In what areas are you more confident about math now? What are your strengths in math?</w:t>
+      </w:r>
+    </w:p>
+    <w:p>
+      <w:pPr>
+        <w:spacing w:after="60" w:before="120"/>
+      </w:pPr>
+      <w:r>
+        <w:rPr>
+          <w:color w:val="BBBBBB"/>
+        </w:rPr>
+        <w:t xml:space="preserve">______________________________________________________________________</w:t>
+      </w:r>
+    </w:p>
+    <w:p>
+      <w:pPr>
+        <w:spacing w:after="60" w:before="120"/>
+      </w:pPr>
+      <w:r>
+        <w:rPr>
+          <w:color w:val="BBBBBB"/>
+        </w:rPr>
+        <w:t xml:space="preserve">______________________________________________________________________</w:t>
+      </w:r>
+    </w:p>
+    <w:p>
+      <w:pPr>
+        <w:spacing w:after="60" w:before="120"/>
+      </w:pPr>
+      <w:r>
+        <w:rPr>
+          <w:color w:val="BBBBBB"/>
+        </w:rPr>
+        <w:t xml:space="preserve">______________________________________________________________________</w:t>
+      </w:r>
+    </w:p>
+    <w:p>
+      <w:pPr>
+        <w:spacing w:after="60" w:before="120"/>
+      </w:pPr>
+      <w:r>
+        <w:rPr>
+          <w:color w:val="BBBBBB"/>
+        </w:rPr>
+        <w:t xml:space="preserve">______________________________________________________________________</w:t>
+      </w:r>
+    </w:p>
+    <w:p>
+      <w:pPr>
+        <w:spacing w:after="80" w:before="0"/>
+      </w:pPr>
+      <w:r>
+        <w:rPr>
+          <w:b/>
+          <w:bCs/>
+        </w:rPr>
+        <w:t xml:space="preserve">9. Answer each quick problem with this year's skills — the same numbers you met in Lesson 1-1.</w:t>
+      </w:r>
+    </w:p>
+    <w:tbl>
+      <w:tblPr>
+        <w:tblW w:type="pct" w:w="100%"/>
+        <w:tblBorders>
+          <w:top w:val="single" w:color="auto" w:sz="4"/>
+          <w:left w:val="single" w:color="auto" w:sz="4"/>
+          <w:bottom w:val="single" w:color="auto" w:sz="4"/>
+          <w:right w:val="single" w:color="auto" w:sz="4"/>
+          <w:insideH w:val="single" w:color="auto" w:sz="4"/>
+          <w:insideV w:val="single" w:color="auto" w:sz="4"/>
+        </w:tblBorders>
+      </w:tblPr>
+      <w:tblGrid>
+        <w:gridCol w:w="100"/>
+        <w:gridCol w:w="100"/>
+        <w:gridCol w:w="100"/>
+      </w:tblGrid>
+      <w:tr>
+        <w:trPr>
+          <w:tblHeader/>
+        </w:trPr>
+        <w:tc>
+          <w:tcPr>
+            <w:tcW w:type="pct" w:w="33%"/>
+          </w:tcPr>
+          <w:p>
+            <w:r>
+              <w:rPr>
+                <w:b/>
+                <w:bCs/>
+              </w:rPr>
+              <w:t xml:space="preserve">Problem from this year</w:t>
+            </w:r>
+          </w:p>
+        </w:tc>
+        <w:tc>
+          <w:tcPr>
+            <w:tcW w:type="pct" w:w="33%"/>
+          </w:tcPr>
+          <w:p>
+            <w:r>
+              <w:rPr>
+                <w:b/>
+                <w:bCs/>
+              </w:rPr>
+              <w:t xml:space="preserve">Thinking</w:t>
+            </w:r>
+          </w:p>
+        </w:tc>
+        <w:tc>
+          <w:tcPr>
+            <w:tcW w:type="pct" w:w="33%"/>
+          </w:tcPr>
+          <w:p>
+            <w:r>
+              <w:rPr>
+                <w:b/>
+                <w:bCs/>
+              </w:rPr>
+              <w:t xml:space="preserve">Answer</w:t>
+            </w:r>
+          </w:p>
+        </w:tc>
+      </w:tr>
+      <w:tr>
+        <w:tc>
+          <w:tcPr>
+            <w:tcW w:type="pct" w:w="33%"/>
+          </w:tcPr>
+          <w:p>
+            <w:r>
+              <w:rPr>
+                <w:b w:val="false"/>
+                <w:bCs w:val="false"/>
+              </w:rPr>
+              <w:t xml:space="preserve">50% of 157</w:t>
+            </w:r>
+          </w:p>
+        </w:tc>
+        <w:tc>
+          <w:tcPr>
+            <w:tcW w:type="pct" w:w="33%"/>
+          </w:tcPr>
+          <w:p>
+            <w:r>
+              <w:rPr>
+                <w:b w:val="false"/>
+                <w:bCs w:val="false"/>
+              </w:rPr>
+              <w:t xml:space="preserve">half of 157</w:t>
+            </w:r>
+          </w:p>
+        </w:tc>
+        <w:tc>
+          <w:tcPr>
+            <w:tcW w:type="pct" w:w="33%"/>
+          </w:tcPr>
+          <w:p>
+            <w:r>
+              <w:rPr>
+                <w:b w:val="false"/>
+                <w:bCs w:val="false"/>
+              </w:rPr>
+              <w:t xml:space="preserve"> </w:t>
+            </w:r>
+          </w:p>
+        </w:tc>
+      </w:tr>
+      <w:tr>
+        <w:tc>
+          <w:tcPr>
+            <w:tcW w:type="pct" w:w="33%"/>
+          </w:tcPr>
+          <w:p>
+            <w:r>
+              <w:rPr>
+                <w:b w:val="false"/>
+                <w:bCs w:val="false"/>
+              </w:rPr>
+              <w:t xml:space="preserve">10% of 480</w:t>
+            </w:r>
+          </w:p>
+        </w:tc>
+        <w:tc>
+          <w:tcPr>
+            <w:tcW w:type="pct" w:w="33%"/>
+          </w:tcPr>
+          <w:p>
+            <w:r>
+              <w:rPr>
+                <w:b w:val="false"/>
+                <w:bCs w:val="false"/>
+              </w:rPr>
+              <w:t xml:space="preserve">move the decimal</w:t>
+            </w:r>
+          </w:p>
+        </w:tc>
+        <w:tc>
+          <w:tcPr>
+            <w:tcW w:type="pct" w:w="33%"/>
+          </w:tcPr>
+          <w:p>
+            <w:r>
+              <w:rPr>
+                <w:b w:val="false"/>
+                <w:bCs w:val="false"/>
+              </w:rPr>
+              <w:t xml:space="preserve"> </w:t>
+            </w:r>
+          </w:p>
+        </w:tc>
+      </w:tr>
+      <w:tr>
+        <w:tc>
+          <w:tcPr>
+            <w:tcW w:type="pct" w:w="33%"/>
+          </w:tcPr>
+          <w:p>
+            <w:r>
+              <w:rPr>
+                <w:b w:val="false"/>
+                <w:bCs w:val="false"/>
+              </w:rPr>
+              <w:t xml:space="preserve">Riders per hour: 80 per turn × 6 turns</w:t>
+            </w:r>
+          </w:p>
+        </w:tc>
+        <w:tc>
+          <w:tcPr>
+            <w:tcW w:type="pct" w:w="33%"/>
+          </w:tcPr>
+          <w:p>
+            <w:r>
+              <w:rPr>
+                <w:b w:val="false"/>
+                <w:bCs w:val="false"/>
+              </w:rPr>
+              <w:t xml:space="preserve">80 × 6</w:t>
+            </w:r>
+          </w:p>
+        </w:tc>
+        <w:tc>
+          <w:tcPr>
+            <w:tcW w:type="pct" w:w="33%"/>
+          </w:tcPr>
+          <w:p>
+            <w:r>
+              <w:rPr>
+                <w:b w:val="false"/>
+                <w:bCs w:val="false"/>
+              </w:rPr>
+              <w:t xml:space="preserve"> </w:t>
+            </w:r>
+          </w:p>
+        </w:tc>
+      </w:tr>
+    </w:tbl>
     <w:p>
       <w:pPr>
         <w:spacing w:after="60" w:before="120"/>
@@ -915,7 +1135,7 @@
           <w:b/>
           <w:bCs/>
         </w:rPr>
-        <w:t xml:space="preserve">1. A. About 80</w:t>
+        <w:t xml:space="preserve">1. C. About 80</w:t>
       </w:r>
     </w:p>
     <w:p>
@@ -959,7 +1179,7 @@
           <w:b/>
           <w:bCs/>
         </w:rPr>
-        <w:t xml:space="preserve">3. A. About 480</w:t>
+        <w:t xml:space="preserve">3. C. About 480</w:t>
       </w:r>
     </w:p>
     <w:p>
@@ -991,7 +1211,7 @@
           <w:b/>
           <w:bCs/>
         </w:rPr>
-        <w:t xml:space="preserve">4. A. 78.5</w:t>
+        <w:t xml:space="preserve">4. C. 78.5</w:t>
       </w:r>
     </w:p>
     <w:p>
@@ -1035,7 +1255,7 @@
           <w:b/>
           <w:bCs/>
         </w:rPr>
-        <w:t xml:space="preserve">6. A. You can explain why a method works, not just follow its steps</w:t>
+        <w:t xml:space="preserve">6. C. You can explain why a method works, not just follow its steps</w:t>
       </w:r>
     </w:p>
     <w:p>
@@ -1080,6 +1300,50 @@
           <w:bCs/>
         </w:rPr>
         <w:t xml:space="preserve">8. Open response — answers will vary.</w:t>
+      </w:r>
+    </w:p>
+    <w:p>
+      <w:pPr>
+        <w:spacing w:after="40" w:before="0"/>
+      </w:pPr>
+      <w:r>
+        <w:rPr>
+          <w:b/>
+          <w:bCs/>
+        </w:rPr>
+        <w:t xml:space="preserve">9. Answer each quick problem with this year's skills — the same numbers you met in Lesson 1-1.</w:t>
+      </w:r>
+    </w:p>
+    <w:p>
+      <w:pPr>
+        <w:spacing w:after="20" w:before="0"/>
+      </w:pPr>
+      <w:r>
+        <w:t xml:space="preserve">      → 78.5</w:t>
+      </w:r>
+    </w:p>
+    <w:p>
+      <w:pPr>
+        <w:spacing w:after="20" w:before="0"/>
+      </w:pPr>
+      <w:r>
+        <w:t xml:space="preserve">      → 48</w:t>
+      </w:r>
+    </w:p>
+    <w:p>
+      <w:pPr>
+        <w:spacing w:after="20" w:before="0"/>
+      </w:pPr>
+      <w:r>
+        <w:t xml:space="preserve">      → 480</w:t>
+      </w:r>
+    </w:p>
+    <w:p>
+      <w:pPr>
+        <w:spacing w:after="40" w:before="0"/>
+      </w:pPr>
+      <w:r>
+        <w:t xml:space="preserve"/>
       </w:r>
     </w:p>
     <w:sectPr>
@@ -1268,7 +1532,14 @@
 <file path=word/styles.xml><?xml version="1.0" encoding="utf-8"?>
 <w:styles xmlns:mc="http://schemas.openxmlformats.org/markup-compatibility/2006" xmlns:r="http://schemas.openxmlformats.org/officeDocument/2006/relationships" xmlns:w="http://schemas.openxmlformats.org/wordprocessingml/2006/main" xmlns:w14="http://schemas.microsoft.com/office/word/2010/wordml" xmlns:w15="http://schemas.microsoft.com/office/word/2012/wordml" mc:Ignorable="w14 w15">
   <w:docDefaults>
-    <w:rPrDefault/>
+    <w:rPrDefault>
+      <w:rPr>
+        <w:rFonts w:ascii="Arial" w:cs="Arial" w:eastAsia="Arial" w:hAnsi="Arial"/>
+        <w:sz w:val="22"/>
+        <w:szCs w:val="22"/>
+        <w:lang w:val="en-US"/>
+      </w:rPr>
+    </w:rPrDefault>
     <w:pPrDefault/>
   </w:docDefaults>
   <w:style w:type="paragraph" w:styleId="Title">
@@ -1286,10 +1557,16 @@
     <w:basedOn w:val="Normal"/>
     <w:next w:val="Normal"/>
     <w:qFormat/>
+    <w:pPr>
+      <w:keepNext/>
+    </w:pPr>
     <w:rPr>
-      <w:color w:val="2E74B5"/>
-      <w:sz w:val="32"/>
-      <w:szCs w:val="32"/>
+      <w:rFonts w:ascii="Arial" w:cs="Arial" w:eastAsia="Arial" w:hAnsi="Arial"/>
+      <w:b/>
+      <w:bCs/>
+      <w:color w:val="183E56"/>
+      <w:sz w:val="34"/>
+      <w:szCs w:val="34"/>
     </w:rPr>
   </w:style>
   <w:style w:type="paragraph" w:styleId="Heading2">
@@ -1297,8 +1574,14 @@
     <w:basedOn w:val="Normal"/>
     <w:next w:val="Normal"/>
     <w:qFormat/>
+    <w:pPr>
+      <w:keepNext/>
+    </w:pPr>
     <w:rPr>
-      <w:color w:val="2E74B5"/>
+      <w:rFonts w:ascii="Arial" w:cs="Arial" w:eastAsia="Arial" w:hAnsi="Arial"/>
+      <w:b/>
+      <w:bCs/>
+      <w:color w:val="176B70"/>
       <w:sz w:val="26"/>
       <w:szCs w:val="26"/>
     </w:rPr>

--- a/lessons/10-6/homework.docx
+++ b/lessons/10-6/homework.docx
@@ -1108,244 +1108,6 @@
         <w:t xml:space="preserve">______________________________________________________________________</w:t>
       </w:r>
     </w:p>
-    <w:p>
-      <w:r>
-        <w:br w:type="page"/>
-      </w:r>
-    </w:p>
-    <w:p>
-      <w:pPr>
-        <w:pStyle w:val="Heading1"/>
-        <w:spacing w:after="120"/>
-      </w:pPr>
-      <w:r>
-        <w:rPr>
-          <w:b/>
-          <w:bCs/>
-        </w:rPr>
-        <w:t xml:space="preserve">Answer Key (Teacher)</w:t>
-      </w:r>
-    </w:p>
-    <w:p>
-      <w:pPr>
-        <w:spacing w:after="40" w:before="0"/>
-      </w:pPr>
-      <w:r>
-        <w:rPr>
-          <w:b/>
-          <w:bCs/>
-        </w:rPr>
-        <w:t xml:space="preserve">1. C. About 80</w:t>
-      </w:r>
-    </w:p>
-    <w:p>
-      <w:pPr>
-        <w:spacing w:after="20" w:before="0"/>
-      </w:pPr>
-      <w:r>
-        <w:t xml:space="preserve">     20 × 4 = 80 — the same estimate you made in September, and it still holds up.</w:t>
-      </w:r>
-    </w:p>
-    <w:p>
-      <w:pPr>
-        <w:spacing w:after="80" w:before="0"/>
-      </w:pPr>
-      <w:r>
-        <w:rPr>
-          <w:i/>
-          <w:iCs/>
-        </w:rPr>
-        <w:t xml:space="preserve">     Watch for: Treating your math story as finished — writing the same answers you wrote in Lesson 1-1 instead of looking for what actually changed. The story grows and evolves; a retrospective that copies September has missed the point.</w:t>
-      </w:r>
-    </w:p>
-    <w:p>
-      <w:pPr>
-        <w:spacing w:after="40" w:before="0"/>
-      </w:pPr>
-      <w:r>
-        <w:rPr>
-          <w:b/>
-          <w:bCs/>
-        </w:rPr>
-        <w:t xml:space="preserve">2. Open response — answers will vary.</w:t>
-      </w:r>
-    </w:p>
-    <w:p>
-      <w:pPr>
-        <w:spacing w:after="40" w:before="0"/>
-      </w:pPr>
-      <w:r>
-        <w:rPr>
-          <w:b/>
-          <w:bCs/>
-        </w:rPr>
-        <w:t xml:space="preserve">3. C. About 480</w:t>
-      </w:r>
-    </w:p>
-    <w:p>
-      <w:pPr>
-        <w:spacing w:after="20" w:before="0"/>
-      </w:pPr>
-      <w:r>
-        <w:t xml:space="preserve">     80 riders on each of 6 turns is 80 × 6 = 480 riders per hour — a rate, one of this year's tools.</w:t>
-      </w:r>
-    </w:p>
-    <w:p>
-      <w:pPr>
-        <w:spacing w:after="80" w:before="0"/>
-      </w:pPr>
-      <w:r>
-        <w:rPr>
-          <w:i/>
-          <w:iCs/>
-        </w:rPr>
-        <w:t xml:space="preserve">     Watch for: Treating your math story as finished — writing the same answers you wrote in Lesson 1-1 instead of looking for what actually changed. The story grows and evolves; a retrospective that copies September has missed the point.</w:t>
-      </w:r>
-    </w:p>
-    <w:p>
-      <w:pPr>
-        <w:spacing w:after="40" w:before="0"/>
-      </w:pPr>
-      <w:r>
-        <w:rPr>
-          <w:b/>
-          <w:bCs/>
-        </w:rPr>
-        <w:t xml:space="preserve">4. C. 78.5</w:t>
-      </w:r>
-    </w:p>
-    <w:p>
-      <w:pPr>
-        <w:spacing w:after="20" w:before="0"/>
-      </w:pPr>
-      <w:r>
-        <w:t xml:space="preserve">     50% means half, and 157 ÷ 2 = 78.5 — the very number you decomposed back in Lesson 1-1.</w:t>
-      </w:r>
-    </w:p>
-    <w:p>
-      <w:pPr>
-        <w:spacing w:after="80" w:before="0"/>
-      </w:pPr>
-      <w:r>
-        <w:rPr>
-          <w:i/>
-          <w:iCs/>
-        </w:rPr>
-        <w:t xml:space="preserve">     Watch for: Treating your math story as finished — writing the same answers you wrote in Lesson 1-1 instead of looking for what actually changed. The story grows and evolves; a retrospective that copies September has missed the point.</w:t>
-      </w:r>
-    </w:p>
-    <w:p>
-      <w:pPr>
-        <w:spacing w:after="40" w:before="0"/>
-      </w:pPr>
-      <w:r>
-        <w:rPr>
-          <w:b/>
-          <w:bCs/>
-        </w:rPr>
-        <w:t xml:space="preserve">5. Open response — answers will vary.</w:t>
-      </w:r>
-    </w:p>
-    <w:p>
-      <w:pPr>
-        <w:spacing w:after="40" w:before="0"/>
-      </w:pPr>
-      <w:r>
-        <w:rPr>
-          <w:b/>
-          <w:bCs/>
-        </w:rPr>
-        <w:t xml:space="preserve">6. C. You can explain why a method works, not just follow its steps</w:t>
-      </w:r>
-    </w:p>
-    <w:p>
-      <w:pPr>
-        <w:spacing w:after="20" w:before="0"/>
-      </w:pPr>
-      <w:r>
-        <w:t xml:space="preserve">     Constructing and explaining reasoning is the growth this lesson asks you to look for — it is what makes the math yours.</w:t>
-      </w:r>
-    </w:p>
-    <w:p>
-      <w:pPr>
-        <w:spacing w:after="80" w:before="0"/>
-      </w:pPr>
-      <w:r>
-        <w:rPr>
-          <w:i/>
-          <w:iCs/>
-        </w:rPr>
-        <w:t xml:space="preserve">     Watch for: Treating your math story as finished — writing the same answers you wrote in Lesson 1-1 instead of looking for what actually changed. The story grows and evolves; a retrospective that copies September has missed the point.</w:t>
-      </w:r>
-    </w:p>
-    <w:p>
-      <w:pPr>
-        <w:spacing w:after="40" w:before="0"/>
-      </w:pPr>
-      <w:r>
-        <w:rPr>
-          <w:b/>
-          <w:bCs/>
-        </w:rPr>
-        <w:t xml:space="preserve">7. Open response — answers will vary.</w:t>
-      </w:r>
-    </w:p>
-    <w:p>
-      <w:pPr>
-        <w:spacing w:after="40" w:before="0"/>
-      </w:pPr>
-      <w:r>
-        <w:rPr>
-          <w:b/>
-          <w:bCs/>
-        </w:rPr>
-        <w:t xml:space="preserve">8. Open response — answers will vary.</w:t>
-      </w:r>
-    </w:p>
-    <w:p>
-      <w:pPr>
-        <w:spacing w:after="40" w:before="0"/>
-      </w:pPr>
-      <w:r>
-        <w:rPr>
-          <w:b/>
-          <w:bCs/>
-        </w:rPr>
-        <w:t xml:space="preserve">9. Answer each quick problem with this year's skills — the same numbers you met in Lesson 1-1.</w:t>
-      </w:r>
-    </w:p>
-    <w:p>
-      <w:pPr>
-        <w:spacing w:after="20" w:before="0"/>
-      </w:pPr>
-      <w:r>
-        <w:t xml:space="preserve">      → 78.5</w:t>
-      </w:r>
-    </w:p>
-    <w:p>
-      <w:pPr>
-        <w:spacing w:after="20" w:before="0"/>
-      </w:pPr>
-      <w:r>
-        <w:t xml:space="preserve">      → 48</w:t>
-      </w:r>
-    </w:p>
-    <w:p>
-      <w:pPr>
-        <w:spacing w:after="20" w:before="0"/>
-      </w:pPr>
-      <w:r>
-        <w:t xml:space="preserve">      → 480</w:t>
-      </w:r>
-    </w:p>
-    <w:p>
-      <w:pPr>
-        <w:spacing w:after="40" w:before="0"/>
-      </w:pPr>
-      <w:r>
-        <w:t xml:space="preserve"/>
-      </w:r>
-    </w:p>
     <w:sectPr>
       <w:pgSz w:w="11906" w:h="16838" w:orient="portrait"/>
       <w:pgMar w:top="720" w:right="900" w:bottom="720" w:left="900" w:header="708" w:footer="708" w:gutter="0"/>
